--- a/Task 3/SRS Document.docx
+++ b/Task 3/SRS Document.docx
@@ -2,6 +2,14 @@
 <file path=word/document.xml><?xml version="1.0" encoding="utf-8"?>
 <w:document xmlns:wpc="http://schemas.microsoft.com/office/word/2010/wordprocessingCanvas" xmlns:cx="http://schemas.microsoft.com/office/drawing/2014/chartex" xmlns:cx1="http://schemas.microsoft.com/office/drawing/2015/9/8/chartex" xmlns:cx2="http://schemas.microsoft.com/office/drawing/2015/10/21/chartex" xmlns:cx3="http://schemas.microsoft.com/office/drawing/2016/5/9/chartex" xmlns:cx4="http://schemas.microsoft.com/office/drawing/2016/5/10/chartex" xmlns:cx5="http://schemas.microsoft.com/office/drawing/2016/5/11/chartex" xmlns:cx6="http://schemas.microsoft.com/office/drawing/2016/5/12/chartex" xmlns:cx7="http://schemas.microsoft.com/office/drawing/2016/5/13/chartex" xmlns:cx8="http://schemas.microsoft.com/office/drawing/2016/5/14/chartex" xmlns:mc="http://schemas.openxmlformats.org/markup-compatibility/2006" xmlns:aink="http://schemas.microsoft.com/office/drawing/2016/ink" xmlns:am3d="http://schemas.microsoft.com/office/drawing/2017/model3d" xmlns:o="urn:schemas-microsoft-com:office:office" xmlns:oel="http://schemas.microsoft.com/office/2019/extlst" xmlns:r="http://schemas.openxmlformats.org/officeDocument/2006/relationships" xmlns:m="http://schemas.openxmlformats.org/officeDocument/2006/math" xmlns:v="urn:schemas-microsoft-com:vml" xmlns:wp14="http://schemas.microsoft.com/office/word/2010/wordprocessingDrawing" xmlns:wp="http://schemas.openxmlformats.org/drawingml/2006/wordprocessingDrawing" xmlns:w10="urn:schemas-microsoft-com:office:word" xmlns:w="http://schemas.openxmlformats.org/wordprocessingml/2006/main" xmlns:w14="http://schemas.microsoft.com/office/word/2010/wordml" xmlns:w15="http://schemas.microsoft.com/office/word/2012/wordml" xmlns:w16cex="http://schemas.microsoft.com/office/word/2018/wordml/cex" xmlns:w16cid="http://schemas.microsoft.com/office/word/2016/wordml/cid" xmlns:w16="http://schemas.microsoft.com/office/word/2018/wordml" xmlns:w16du="http://schemas.microsoft.com/office/word/2023/wordml/word16du" xmlns:w16sdtdh="http://schemas.microsoft.com/office/word/2020/wordml/sdtdatahash" xmlns:w16sdtfl="http://schemas.microsoft.com/office/word/2024/wordml/sdtformatlock" xmlns:w16se="http://schemas.microsoft.com/office/word/2015/wordml/symex" xmlns:wpg="http://schemas.microsoft.com/office/word/2010/wordprocessingGroup" xmlns:wpi="http://schemas.microsoft.com/office/word/2010/wordprocessingInk" xmlns:wne="http://schemas.microsoft.com/office/word/2006/wordml" xmlns:wps="http://schemas.microsoft.com/office/word/2010/wordprocessingShape" mc:Ignorable="w14 w15 w16se w16cid w16 w16cex w16sdtdh w16sdtfl w16du wp14">
   <w:body>
+    <w:p>
+      <w:pPr>
+        <w:rPr>
+          <w:b/>
+          <w:bCs/>
+        </w:rPr>
+      </w:pPr>
+    </w:p>
     <w:p>
       <w:pPr>
         <w:rPr>
@@ -443,6 +451,7 @@
           <w:b/>
           <w:bCs/>
         </w:rPr>
+        <w:lastRenderedPageBreak/>
         <w:t>Definitions and Acronyms</w:t>
       </w:r>
     </w:p>
@@ -454,7 +463,6 @@
         </w:numPr>
       </w:pPr>
       <w:r>
-        <w:lastRenderedPageBreak/>
         <w:t>UX: User Experience</w:t>
       </w:r>
     </w:p>
@@ -476,13 +484,8 @@
           <w:numId w:val="1"/>
         </w:numPr>
       </w:pPr>
-      <w:proofErr w:type="spellStart"/>
-      <w:r>
-        <w:t>MoMo</w:t>
-      </w:r>
-      <w:proofErr w:type="spellEnd"/>
-      <w:r>
-        <w:t>: Mobile Network Operator (e.g., MTN, Orange)</w:t>
+      <w:r>
+        <w:t>MoMo: Mobile Network Operator (e.g., MTN, Orange)</w:t>
       </w:r>
     </w:p>
     <w:p>
@@ -592,15 +595,7 @@
     </w:p>
     <w:p>
       <w:r>
-        <w:t>Most users preferred simple feedback mechanisms such as a 1–</w:t>
-      </w:r>
-      <w:proofErr w:type="gramStart"/>
-      <w:r>
-        <w:t>5 star</w:t>
-      </w:r>
-      <w:proofErr w:type="gramEnd"/>
-      <w:r>
-        <w:t xml:space="preserve"> rating system, emoji-based responses, automatic feedback collection, or short text comments. Feedback requests were preferred either randomly during the day, after slow internet detection, after a call drop, or when opening the app.</w:t>
+        <w:t>Most users preferred simple feedback mechanisms such as a 1–5 star rating system, emoji-based responses, automatic feedback collection, or short text comments. Feedback requests were preferred either randomly during the day, after slow internet detection, after a call drop, or when opening the app.</w:t>
       </w:r>
     </w:p>
     <w:p>
@@ -615,6 +610,7 @@
     </w:p>
     <w:p>
       <w:r>
+        <w:lastRenderedPageBreak/>
         <w:t>Opinions on background data collection were mixed, with some users preferring collection only when using the app while others accepted continuous background collection. Most users accepted a small battery impact if it improved service monitoring.</w:t>
       </w:r>
     </w:p>
@@ -630,136 +626,127 @@
           <w:b/>
           <w:bCs/>
         </w:rPr>
+        <w:t>Assumptions and Dependencies</w:t>
+      </w:r>
+    </w:p>
+    <w:p>
+      <w:r>
+        <w:t>The application assumes that users own smartphones running Android 10+ or iOS 13+ and are willing to grant permissions for location access and background processing. The project also assumes that backend infrastructure will be available for storing and processing collected feedback data. In addition, trust and adoption may depend on endorsement or collaboration with mobile network operators.</w:t>
+      </w:r>
+    </w:p>
+    <w:p>
+      <w:pPr>
+        <w:rPr>
+          <w:b/>
+          <w:bCs/>
+        </w:rPr>
+      </w:pPr>
+      <w:r>
+        <w:rPr>
+          <w:b/>
+          <w:bCs/>
+        </w:rPr>
+        <w:t>Requirements Analysis</w:t>
+      </w:r>
+    </w:p>
+    <w:p>
+      <w:pPr>
+        <w:rPr>
+          <w:b/>
+          <w:bCs/>
+        </w:rPr>
+      </w:pPr>
+      <w:r>
+        <w:rPr>
+          <w:b/>
+          <w:bCs/>
+        </w:rPr>
+        <w:t>Completeness Check</w:t>
+      </w:r>
+    </w:p>
+    <w:p>
+      <w:r>
+        <w:t>The collected requirements sufficiently cover major aspects such as user demographics, network issues, privacy concerns, feedback mechanisms, and willingness to allow background collection. However, some areas contained incomplete responses, particularly user motivation factors and acceptable battery-life trade-offs. Additional stakeholder validation is therefore required to clarify these areas.</w:t>
+      </w:r>
+    </w:p>
+    <w:p>
+      <w:pPr>
+        <w:rPr>
+          <w:b/>
+          <w:bCs/>
+        </w:rPr>
+      </w:pPr>
+      <w:r>
+        <w:rPr>
+          <w:b/>
+          <w:bCs/>
+        </w:rPr>
+        <w:t>Clarity Check</w:t>
+      </w:r>
+    </w:p>
+    <w:p>
+      <w:r>
+        <w:t>Several requirements were clearly stated, including requests for automatic feedback collection and simplified rating methods. However, responses such as “Not filled” introduced ambiguity and require the system to define default settings. The use of “Both” when referring to network operators also indicates the need for support for dual-SIM devices and operator selection logic.</w:t>
+      </w:r>
+    </w:p>
+    <w:p>
+      <w:pPr>
+        <w:rPr>
+          <w:b/>
+          <w:bCs/>
+        </w:rPr>
+      </w:pPr>
+      <w:r>
+        <w:rPr>
+          <w:b/>
+          <w:bCs/>
+        </w:rPr>
+        <w:t>Technical Feasibility</w:t>
+      </w:r>
+    </w:p>
+    <w:p>
+      <w:r>
+        <w:t>The proposed system is technically feasible using modern mobile development technologies and network monitoring APIs. Features such as slow internet detection, map visualization, and call-drop detection can be implemented with high feasibility. Background data collection and battery optimization are moderately feasible because they depend on operating system restrictions and permission management on Android and iOS platforms.</w:t>
+      </w:r>
+    </w:p>
+    <w:p>
+      <w:pPr>
+        <w:rPr>
+          <w:b/>
+          <w:bCs/>
+        </w:rPr>
+      </w:pPr>
+      <w:r>
+        <w:rPr>
+          <w:b/>
+          <w:bCs/>
+        </w:rPr>
+        <w:t>Dependency Relationships</w:t>
+      </w:r>
+    </w:p>
+    <w:p>
+      <w:r>
+        <w:t>Several requirements depend on other components or external conditions. Background collection functionality depends on operating system permission models. Network quality mapping depends on the availability of sufficient location-tagged data. Operator integration and endorsement depend on external partnerships with telecom providers.</w:t>
+      </w:r>
+    </w:p>
+    <w:p>
+      <w:pPr>
+        <w:rPr>
+          <w:b/>
+          <w:bCs/>
+        </w:rPr>
+      </w:pPr>
+      <w:r>
+        <w:rPr>
+          <w:b/>
+          <w:bCs/>
+        </w:rPr>
         <w:lastRenderedPageBreak/>
-        <w:t>Assumptions and Dependencies</w:t>
-      </w:r>
-    </w:p>
-    <w:p>
-      <w:r>
-        <w:t xml:space="preserve">The application assumes that </w:t>
-      </w:r>
-      <w:proofErr w:type="gramStart"/>
-      <w:r>
-        <w:t>users</w:t>
-      </w:r>
-      <w:proofErr w:type="gramEnd"/>
-      <w:r>
-        <w:t xml:space="preserve"> own smartphones running Android 10+ or iOS 13+ and are willing to grant permissions for location access and background processing. The project also assumes that backend infrastructure will be available for storing and processing collected feedback data. In addition, trust and adoption may depend on endorsement or collaboration with mobile network operators.</w:t>
-      </w:r>
-    </w:p>
-    <w:p>
-      <w:pPr>
-        <w:rPr>
-          <w:b/>
-          <w:bCs/>
-        </w:rPr>
-      </w:pPr>
-      <w:r>
-        <w:rPr>
-          <w:b/>
-          <w:bCs/>
-        </w:rPr>
-        <w:t>Requirements Analysis</w:t>
-      </w:r>
-    </w:p>
-    <w:p>
-      <w:pPr>
-        <w:rPr>
-          <w:b/>
-          <w:bCs/>
-        </w:rPr>
-      </w:pPr>
-      <w:r>
-        <w:rPr>
-          <w:b/>
-          <w:bCs/>
-        </w:rPr>
-        <w:t>Completeness Check</w:t>
-      </w:r>
-    </w:p>
-    <w:p>
-      <w:r>
-        <w:t>The collected requirements sufficiently cover major aspects such as user demographics, network issues, privacy concerns, feedback mechanisms, and willingness to allow background collection. However, some areas contained incomplete responses, particularly user motivation factors and acceptable battery-life trade-offs. Additional stakeholder validation is therefore required to clarify these areas.</w:t>
-      </w:r>
-    </w:p>
-    <w:p>
-      <w:pPr>
-        <w:rPr>
-          <w:b/>
-          <w:bCs/>
-        </w:rPr>
-      </w:pPr>
-      <w:r>
-        <w:rPr>
-          <w:b/>
-          <w:bCs/>
-        </w:rPr>
-        <w:t>Clarity Check</w:t>
-      </w:r>
-    </w:p>
-    <w:p>
-      <w:r>
-        <w:t>Several requirements were clearly stated, including requests for automatic feedback collection and simplified rating methods. However, responses such as “Not filled” introduced ambiguity and require the system to define default settings. The use of “Both” when referring to network operators also indicates the need for support for dual-SIM devices and operator selection logic.</w:t>
-      </w:r>
-    </w:p>
-    <w:p>
-      <w:pPr>
-        <w:rPr>
-          <w:b/>
-          <w:bCs/>
-        </w:rPr>
-      </w:pPr>
-      <w:r>
-        <w:rPr>
-          <w:b/>
-          <w:bCs/>
-        </w:rPr>
-        <w:t>Technical Feasibility</w:t>
-      </w:r>
-    </w:p>
-    <w:p>
-      <w:r>
-        <w:t>The proposed system is technically feasible using modern mobile development technologies and network monitoring APIs. Features such as slow internet detection, map visualization, and call-drop detection can be implemented with high feasibility. Background data collection and battery optimization are moderately feasible because they depend on operating system restrictions and permission management on Android and iOS platforms.</w:t>
-      </w:r>
-    </w:p>
-    <w:p>
-      <w:pPr>
-        <w:rPr>
-          <w:b/>
-          <w:bCs/>
-        </w:rPr>
-      </w:pPr>
-      <w:r>
-        <w:rPr>
-          <w:b/>
-          <w:bCs/>
-        </w:rPr>
-        <w:t>Dependency Relationships</w:t>
-      </w:r>
-    </w:p>
-    <w:p>
-      <w:r>
-        <w:t>Several requirements depend on other components or external conditions. Background collection functionality depends on operating system permission models. Network quality mapping depends on the availability of sufficient location-tagged data. Operator integration and endorsement depend on external partnerships with telecom providers.</w:t>
-      </w:r>
-    </w:p>
-    <w:p>
-      <w:pPr>
-        <w:rPr>
-          <w:b/>
-          <w:bCs/>
-        </w:rPr>
-      </w:pPr>
-      <w:r>
-        <w:rPr>
-          <w:b/>
-          <w:bCs/>
-        </w:rPr>
         <w:t>Inconsistencies, Ambiguities, and Missing Information</w:t>
       </w:r>
     </w:p>
     <w:p>
       <w:r>
-        <w:lastRenderedPageBreak/>
         <w:t>The analysis identified several issues in the gathered requirements. One ambiguity involved the question regarding how long users are willing to spend giving feedback, since most respondents left the answer blank. A default interaction duration of approximately 10 seconds is therefore proposed.</w:t>
       </w:r>
     </w:p>
@@ -835,15 +822,7 @@
     </w:p>
     <w:p>
       <w:r>
-        <w:t xml:space="preserve">The </w:t>
-      </w:r>
-      <w:proofErr w:type="gramStart"/>
-      <w:r>
-        <w:t>application shall</w:t>
-      </w:r>
-      <w:proofErr w:type="gramEnd"/>
-      <w:r>
-        <w:t xml:space="preserve"> allow users to register with information such as region, device type, SIM count, and preferred mobile operator. The system shall support manual feedback submission through star ratings, emojis, or short comments.</w:t>
+        <w:t>The application shall allow users to register with information such as region, device type, SIM count, and preferred mobile operator. The system shall support manual feedback submission through star ratings, emojis, or short comments.</w:t>
       </w:r>
     </w:p>
     <w:p>
@@ -884,15 +863,7 @@
     </w:p>
     <w:p>
       <w:r>
-        <w:t xml:space="preserve">All user data shall be encrypted during storage and transmission to ensure privacy and security. The application </w:t>
-      </w:r>
-      <w:proofErr w:type="gramStart"/>
-      <w:r>
-        <w:t>shall</w:t>
-      </w:r>
-      <w:proofErr w:type="gramEnd"/>
-      <w:r>
-        <w:t xml:space="preserve"> support Android 10+ and iOS 13+ devices and maintain an application size of less than 50 MB where possible.</w:t>
+        <w:t>All user data shall be encrypted during storage and transmission to ensure privacy and security. The application shall support Android 10+ and iOS 13+ devices and maintain an application size of less than 50 MB where possible.</w:t>
       </w:r>
     </w:p>
     <w:p>
@@ -932,23 +903,7 @@
     </w:p>
     <w:p>
       <w:r>
-        <w:t xml:space="preserve">The system </w:t>
-      </w:r>
-      <w:proofErr w:type="gramStart"/>
-      <w:r>
-        <w:t>shall</w:t>
-      </w:r>
-      <w:proofErr w:type="gramEnd"/>
-      <w:r>
-        <w:t xml:space="preserve"> provide secure registration and login functionality for users. User profiles </w:t>
-      </w:r>
-      <w:proofErr w:type="gramStart"/>
-      <w:r>
-        <w:t>shall</w:t>
-      </w:r>
-      <w:proofErr w:type="gramEnd"/>
-      <w:r>
-        <w:t xml:space="preserve"> include demographic and device-related information relevant to network experience analysis.</w:t>
+        <w:t>The system shall provide secure registration and login functionality for users. User profiles shall include demographic and device-related information relevant to network experience analysis.</w:t>
       </w:r>
     </w:p>
     <w:p>
@@ -1008,15 +963,7 @@
     </w:p>
     <w:p>
       <w:r>
-        <w:t xml:space="preserve">The application shall display interactive maps and </w:t>
-      </w:r>
-      <w:proofErr w:type="gramStart"/>
-      <w:r>
-        <w:t>heatmaps</w:t>
-      </w:r>
-      <w:proofErr w:type="gramEnd"/>
-      <w:r>
-        <w:t xml:space="preserve"> representing network quality across different locations and mobile operators.</w:t>
+        <w:t>The application shall display interactive maps and heatmaps representing network quality across different locations and mobile operators.</w:t>
       </w:r>
     </w:p>
     <w:p>
@@ -1077,15 +1024,7 @@
     </w:p>
     <w:p>
       <w:r>
-        <w:t xml:space="preserve">Requirement validation was conducted through analysis of survey responses and simulated stakeholder discussions involving users, developers, and telecom operators. Users confirmed their willingness to allow anonymized location access if privacy protections are clearly explained. Most users preferred that background data collection </w:t>
-      </w:r>
-      <w:proofErr w:type="gramStart"/>
-      <w:r>
-        <w:t>occur</w:t>
-      </w:r>
-      <w:proofErr w:type="gramEnd"/>
-      <w:r>
-        <w:t xml:space="preserve"> only while actively using the app.</w:t>
+        <w:t>Requirement validation was conducted through analysis of survey responses and simulated stakeholder discussions involving users, developers, and telecom operators. Users confirmed their willingness to allow anonymized location access if privacy protections are clearly explained. Most users preferred that background data collection occur only while actively using the app.</w:t>
       </w:r>
     </w:p>
     <w:p>
@@ -2534,6 +2473,7 @@
   <w:style w:type="character" w:default="1" w:styleId="DefaultParagraphFont">
     <w:name w:val="Default Paragraph Font"/>
     <w:uiPriority w:val="1"/>
+    <w:semiHidden/>
     <w:unhideWhenUsed/>
   </w:style>
   <w:style w:type="table" w:default="1" w:styleId="TableNormal">
